--- a/스프린트미션_완료/15_3팀_미션/15_3팀_미션_완료보고서.docx
+++ b/스프린트미션_완료/15_3팀_미션/15_3팀_미션_완료보고서.docx
@@ -26,25 +26,7 @@
           <w:sz w:val="40"/>
           <w:szCs w:val="40"/>
         </w:rPr>
-        <w:t xml:space="preserve">15 Docker 기반 </w:t>
-      </w:r>
-      <w:proofErr w:type="spellStart"/>
-      <w:r>
-        <w:rPr>
-          <w:rFonts w:ascii="D2Coding" w:eastAsia="D2Coding" w:hAnsi="D2Coding"/>
-          <w:sz w:val="40"/>
-          <w:szCs w:val="40"/>
-        </w:rPr>
-        <w:t>머신러닝</w:t>
-      </w:r>
-      <w:proofErr w:type="spellEnd"/>
-      <w:r>
-        <w:rPr>
-          <w:rFonts w:ascii="D2Coding" w:eastAsia="D2Coding" w:hAnsi="D2Coding"/>
-          <w:sz w:val="40"/>
-          <w:szCs w:val="40"/>
-        </w:rPr>
-        <w:t xml:space="preserve"> 협업 워크플로우</w:t>
+        <w:t>15 Docker 기반 머신러닝 협업 워크플로우</w:t>
       </w:r>
     </w:p>
     <w:p>
@@ -72,43 +54,7 @@
           <w:sz w:val="20"/>
           <w:szCs w:val="20"/>
         </w:rPr>
-        <w:t xml:space="preserve">Docker를 활용한 </w:t>
-      </w:r>
-      <w:proofErr w:type="spellStart"/>
-      <w:r>
-        <w:rPr>
-          <w:rFonts w:ascii="D2Coding" w:eastAsia="D2Coding" w:hAnsi="D2Coding" w:hint="eastAsia"/>
-          <w:sz w:val="20"/>
-          <w:szCs w:val="20"/>
-        </w:rPr>
-        <w:t>머신러닝</w:t>
-      </w:r>
-      <w:proofErr w:type="spellEnd"/>
-      <w:r>
-        <w:rPr>
-          <w:rFonts w:ascii="D2Coding" w:eastAsia="D2Coding" w:hAnsi="D2Coding" w:hint="eastAsia"/>
-          <w:sz w:val="20"/>
-          <w:szCs w:val="20"/>
-        </w:rPr>
-        <w:t xml:space="preserve"> 모델 </w:t>
-      </w:r>
-      <w:proofErr w:type="spellStart"/>
-      <w:r>
-        <w:rPr>
-          <w:rFonts w:ascii="D2Coding" w:eastAsia="D2Coding" w:hAnsi="D2Coding" w:hint="eastAsia"/>
-          <w:sz w:val="20"/>
-          <w:szCs w:val="20"/>
-        </w:rPr>
-        <w:t>학습·추론</w:t>
-      </w:r>
-      <w:proofErr w:type="spellEnd"/>
-      <w:r>
-        <w:rPr>
-          <w:rFonts w:ascii="D2Coding" w:eastAsia="D2Coding" w:hAnsi="D2Coding" w:hint="eastAsia"/>
-          <w:sz w:val="20"/>
-          <w:szCs w:val="20"/>
-        </w:rPr>
-        <w:t xml:space="preserve"> 협업 워크플로우 구현</w:t>
+        <w:t>Docker를 활용한 머신러닝 모델 학습·추론 협업 워크플로우 구현</w:t>
       </w:r>
     </w:p>
     <w:p>
@@ -237,6 +183,9 @@
         </w:rPr>
       </w:pPr>
       <w:r>
+        <w:rPr>
+          <w:noProof/>
+        </w:rPr>
         <w:drawing>
           <wp:anchor distT="0" distB="0" distL="114300" distR="114300" simplePos="0" relativeHeight="251658240" behindDoc="1" locked="0" layoutInCell="1" allowOverlap="1" wp14:anchorId="44A8198E" wp14:editId="2CF730DD">
             <wp:simplePos x="0" y="0"/>
@@ -318,27 +267,8 @@
           <w:sz w:val="20"/>
           <w:szCs w:val="20"/>
         </w:rPr>
-        <w:t xml:space="preserve">Docker를 활용한 </w:t>
-      </w:r>
-      <w:proofErr w:type="spellStart"/>
-      <w:r>
-        <w:rPr>
-          <w:rFonts w:ascii="D2Coding" w:eastAsia="D2Coding" w:hAnsi="D2Coding" w:cs="Arial Unicode MS"/>
-          <w:sz w:val="20"/>
-          <w:szCs w:val="20"/>
-        </w:rPr>
-        <w:t>머신러닝</w:t>
-      </w:r>
-      <w:proofErr w:type="spellEnd"/>
-      <w:r>
-        <w:rPr>
-          <w:rFonts w:ascii="D2Coding" w:eastAsia="D2Coding" w:hAnsi="D2Coding" w:cs="Arial Unicode MS"/>
-          <w:sz w:val="20"/>
-          <w:szCs w:val="20"/>
-        </w:rPr>
-        <w:t xml:space="preserve"> 모델 학습·추론 협업 워크플로우 구현. 연구자 1(학습)과 연구자 2(추론)가 Bind Mount로 </w:t>
-      </w:r>
-      <w:proofErr w:type="spellStart"/>
+        <w:t xml:space="preserve">Docker를 활용한 머신러닝 모델 학습·추론 협업 워크플로우 구현. 연구자 1(학습)과 연구자 2(추론)가 Bind Mount로 </w:t>
+      </w:r>
       <w:r>
         <w:rPr>
           <w:rFonts w:ascii="D2Coding" w:eastAsia="D2Coding" w:hAnsi="D2Coding" w:cs="Roboto Mono"/>
@@ -348,7 +278,6 @@
         </w:rPr>
         <w:t>model.pkl</w:t>
       </w:r>
-      <w:proofErr w:type="spellEnd"/>
       <w:r>
         <w:rPr>
           <w:rFonts w:ascii="D2Coding" w:eastAsia="D2Coding" w:hAnsi="D2Coding" w:cs="Arial Unicode MS"/>
@@ -530,9 +459,16 @@
           <w:sz w:val="20"/>
           <w:szCs w:val="20"/>
         </w:rPr>
-        <w:t>docker-</w:t>
-      </w:r>
-      <w:proofErr w:type="spellStart"/>
+        <w:t>docker-compose.yml</w:t>
+      </w:r>
+      <w:r>
+        <w:rPr>
+          <w:rFonts w:ascii="D2Coding" w:eastAsia="D2Coding" w:hAnsi="D2Coding" w:cs="Arial Unicode MS"/>
+          <w:sz w:val="20"/>
+          <w:szCs w:val="20"/>
+        </w:rPr>
+        <w:t xml:space="preserve">의 </w:t>
+      </w:r>
       <w:r>
         <w:rPr>
           <w:rFonts w:ascii="D2Coding" w:eastAsia="D2Coding" w:hAnsi="D2Coding" w:cs="Roboto Mono"/>
@@ -540,28 +476,8 @@
           <w:sz w:val="20"/>
           <w:szCs w:val="20"/>
         </w:rPr>
-        <w:t>compose.yml</w:t>
-      </w:r>
-      <w:proofErr w:type="spellEnd"/>
-      <w:r>
-        <w:rPr>
-          <w:rFonts w:ascii="D2Coding" w:eastAsia="D2Coding" w:hAnsi="D2Coding" w:cs="Arial Unicode MS"/>
-          <w:sz w:val="20"/>
-          <w:szCs w:val="20"/>
-        </w:rPr>
-        <w:t xml:space="preserve">의 </w:t>
-      </w:r>
-      <w:proofErr w:type="spellStart"/>
-      <w:r>
-        <w:rPr>
-          <w:rFonts w:ascii="D2Coding" w:eastAsia="D2Coding" w:hAnsi="D2Coding" w:cs="Roboto Mono"/>
-          <w:color w:val="188038"/>
-          <w:sz w:val="20"/>
-          <w:szCs w:val="20"/>
-        </w:rPr>
         <w:t>depends_on</w:t>
       </w:r>
-      <w:proofErr w:type="spellEnd"/>
       <w:r>
         <w:rPr>
           <w:rFonts w:ascii="D2Coding" w:eastAsia="D2Coding" w:hAnsi="D2Coding" w:cs="Arial Unicode MS"/>
@@ -628,7 +544,6 @@
         </w:rPr>
         <w:t xml:space="preserve">에서 10초 타임아웃으로 </w:t>
       </w:r>
-      <w:proofErr w:type="spellStart"/>
       <w:r>
         <w:rPr>
           <w:rFonts w:ascii="D2Coding" w:eastAsia="D2Coding" w:hAnsi="D2Coding" w:cs="Roboto Mono"/>
@@ -638,7 +553,6 @@
         </w:rPr>
         <w:t>model.pkl</w:t>
       </w:r>
-      <w:proofErr w:type="spellEnd"/>
       <w:r>
         <w:rPr>
           <w:rFonts w:ascii="D2Coding" w:eastAsia="D2Coding" w:hAnsi="D2Coding" w:cs="Arial Unicode MS"/>
@@ -688,7 +602,6 @@
         </w:rPr>
         <w:t xml:space="preserve">: </w:t>
       </w:r>
-      <w:proofErr w:type="spellStart"/>
       <w:r>
         <w:rPr>
           <w:rFonts w:ascii="D2Coding" w:eastAsia="D2Coding" w:hAnsi="D2Coding" w:cs="Roboto Mono"/>
@@ -698,7 +611,6 @@
         </w:rPr>
         <w:t>depends_on</w:t>
       </w:r>
-      <w:proofErr w:type="spellEnd"/>
       <w:r>
         <w:rPr>
           <w:rFonts w:ascii="D2Coding" w:eastAsia="D2Coding" w:hAnsi="D2Coding" w:cs="Arial Unicode MS"/>
@@ -737,7 +649,6 @@
         </w:rPr>
         <w:t xml:space="preserve">Atomic Write 패턴: 임시 파일 생성 후 </w:t>
       </w:r>
-      <w:proofErr w:type="spellStart"/>
       <w:r>
         <w:rPr>
           <w:rFonts w:ascii="D2Coding" w:eastAsia="D2Coding" w:hAnsi="D2Coding" w:cs="Roboto Mono"/>
@@ -745,17 +656,7 @@
           <w:sz w:val="20"/>
           <w:szCs w:val="20"/>
         </w:rPr>
-        <w:t>os.replace</w:t>
-      </w:r>
-      <w:proofErr w:type="spellEnd"/>
-      <w:r>
-        <w:rPr>
-          <w:rFonts w:ascii="D2Coding" w:eastAsia="D2Coding" w:hAnsi="D2Coding" w:cs="Roboto Mono"/>
-          <w:color w:val="188038"/>
-          <w:sz w:val="20"/>
-          <w:szCs w:val="20"/>
-        </w:rPr>
-        <w:t>()</w:t>
+        <w:t>os.replace()</w:t>
       </w:r>
       <w:r>
         <w:rPr>
@@ -895,25 +796,7 @@
           <w:sz w:val="28"/>
           <w:szCs w:val="28"/>
         </w:rPr>
-        <w:t xml:space="preserve">2. 데이터 </w:t>
-      </w:r>
-      <w:proofErr w:type="spellStart"/>
-      <w:r>
-        <w:rPr>
-          <w:rFonts w:ascii="D2Coding" w:eastAsia="D2Coding" w:hAnsi="D2Coding" w:cs="Arial Unicode MS"/>
-          <w:sz w:val="28"/>
-          <w:szCs w:val="28"/>
-        </w:rPr>
-        <w:t>전처리</w:t>
-      </w:r>
-      <w:proofErr w:type="spellEnd"/>
-      <w:r>
-        <w:rPr>
-          <w:rFonts w:ascii="D2Coding" w:eastAsia="D2Coding" w:hAnsi="D2Coding" w:cs="Arial Unicode MS"/>
-          <w:sz w:val="28"/>
-          <w:szCs w:val="28"/>
-        </w:rPr>
-        <w:t xml:space="preserve"> 및 모델링 결과</w:t>
+        <w:t>2. 데이터 전처리 및 모델링 결과</w:t>
       </w:r>
     </w:p>
     <w:p>
@@ -945,25 +828,7 @@
           <w:sz w:val="24"/>
           <w:szCs w:val="24"/>
         </w:rPr>
-        <w:t xml:space="preserve">2.1. </w:t>
-      </w:r>
-      <w:proofErr w:type="spellStart"/>
-      <w:r>
-        <w:rPr>
-          <w:rFonts w:ascii="D2Coding" w:eastAsia="D2Coding" w:hAnsi="D2Coding" w:cs="Arial Unicode MS"/>
-          <w:sz w:val="24"/>
-          <w:szCs w:val="24"/>
-        </w:rPr>
-        <w:t>전처리</w:t>
-      </w:r>
-      <w:proofErr w:type="spellEnd"/>
-      <w:r>
-        <w:rPr>
-          <w:rFonts w:ascii="D2Coding" w:eastAsia="D2Coding" w:hAnsi="D2Coding" w:cs="Arial Unicode MS"/>
-          <w:sz w:val="24"/>
-          <w:szCs w:val="24"/>
-        </w:rPr>
-        <w:t xml:space="preserve"> 파이프라인</w:t>
+        <w:t>2.1. 전처리 파이프라인</w:t>
       </w:r>
     </w:p>
     <w:p>
@@ -986,34 +851,14 @@
           <w:szCs w:val="20"/>
         </w:rPr>
       </w:pPr>
-      <w:proofErr w:type="spellStart"/>
       <w:r>
         <w:rPr>
           <w:rFonts w:ascii="D2Coding" w:eastAsia="D2Coding" w:hAnsi="D2Coding" w:cs="Arial Unicode MS"/>
           <w:sz w:val="20"/>
           <w:szCs w:val="20"/>
         </w:rPr>
-        <w:t>ColumnTransformer</w:t>
-      </w:r>
-      <w:proofErr w:type="spellEnd"/>
-      <w:r>
-        <w:rPr>
-          <w:rFonts w:ascii="D2Coding" w:eastAsia="D2Coding" w:hAnsi="D2Coding" w:cs="Arial Unicode MS"/>
-          <w:sz w:val="20"/>
-          <w:szCs w:val="20"/>
-        </w:rPr>
-        <w:t xml:space="preserve"> 기반 통합 </w:t>
-      </w:r>
-      <w:proofErr w:type="spellStart"/>
-      <w:r>
-        <w:rPr>
-          <w:rFonts w:ascii="D2Coding" w:eastAsia="D2Coding" w:hAnsi="D2Coding" w:cs="Arial Unicode MS"/>
-          <w:sz w:val="20"/>
-          <w:szCs w:val="20"/>
-        </w:rPr>
-        <w:t>전처리</w:t>
-      </w:r>
-      <w:proofErr w:type="spellEnd"/>
+        <w:t>ColumnTransformer 기반 통합 전처리</w:t>
+      </w:r>
     </w:p>
     <w:p>
       <w:pPr>
@@ -1039,23 +884,13 @@
           <w:szCs w:val="20"/>
         </w:rPr>
       </w:pPr>
-      <w:proofErr w:type="spellStart"/>
       <w:r>
         <w:rPr>
           <w:rFonts w:ascii="D2Coding" w:eastAsia="D2Coding" w:hAnsi="D2Coding"/>
           <w:sz w:val="20"/>
           <w:szCs w:val="20"/>
         </w:rPr>
-        <w:t>OneHotEncoder</w:t>
-      </w:r>
-      <w:proofErr w:type="spellEnd"/>
-      <w:r>
-        <w:rPr>
-          <w:rFonts w:ascii="D2Coding" w:eastAsia="D2Coding" w:hAnsi="D2Coding"/>
-          <w:sz w:val="20"/>
-          <w:szCs w:val="20"/>
-        </w:rPr>
-        <w:t xml:space="preserve">: </w:t>
+        <w:t xml:space="preserve">OneHotEncoder: </w:t>
       </w:r>
       <w:r>
         <w:rPr>
@@ -1072,27 +907,8 @@
           <w:sz w:val="20"/>
           <w:szCs w:val="20"/>
         </w:rPr>
-        <w:t xml:space="preserve">로 </w:t>
-      </w:r>
-      <w:proofErr w:type="spellStart"/>
-      <w:r>
-        <w:rPr>
-          <w:rFonts w:ascii="D2Coding" w:eastAsia="D2Coding" w:hAnsi="D2Coding" w:cs="Arial Unicode MS"/>
-          <w:sz w:val="20"/>
-          <w:szCs w:val="20"/>
-        </w:rPr>
-        <w:t>다중공선성</w:t>
-      </w:r>
-      <w:proofErr w:type="spellEnd"/>
-      <w:r>
-        <w:rPr>
-          <w:rFonts w:ascii="D2Coding" w:eastAsia="D2Coding" w:hAnsi="D2Coding" w:cs="Arial Unicode MS"/>
-          <w:sz w:val="20"/>
-          <w:szCs w:val="20"/>
-        </w:rPr>
-        <w:t xml:space="preserve"> 방지, </w:t>
-      </w:r>
-      <w:proofErr w:type="spellStart"/>
+        <w:t xml:space="preserve">로 다중공선성 방지, </w:t>
+      </w:r>
       <w:r>
         <w:rPr>
           <w:rFonts w:ascii="D2Coding" w:eastAsia="D2Coding" w:hAnsi="D2Coding" w:cs="Roboto Mono"/>
@@ -1100,17 +916,7 @@
           <w:sz w:val="20"/>
           <w:szCs w:val="20"/>
         </w:rPr>
-        <w:t>handle_unknown</w:t>
-      </w:r>
-      <w:proofErr w:type="spellEnd"/>
-      <w:r>
-        <w:rPr>
-          <w:rFonts w:ascii="D2Coding" w:eastAsia="D2Coding" w:hAnsi="D2Coding" w:cs="Roboto Mono"/>
-          <w:color w:val="188038"/>
-          <w:sz w:val="20"/>
-          <w:szCs w:val="20"/>
-        </w:rPr>
-        <w:t>='ignore'</w:t>
+        <w:t>handle_unknown='ignore'</w:t>
       </w:r>
       <w:r>
         <w:rPr>
@@ -1184,43 +990,7 @@
           <w:sz w:val="20"/>
           <w:szCs w:val="20"/>
         </w:rPr>
-        <w:t xml:space="preserve">Pipeline 통합: </w:t>
-      </w:r>
-      <w:proofErr w:type="spellStart"/>
-      <w:r>
-        <w:rPr>
-          <w:rFonts w:ascii="D2Coding" w:eastAsia="D2Coding" w:hAnsi="D2Coding" w:cs="Arial Unicode MS"/>
-          <w:sz w:val="20"/>
-          <w:szCs w:val="20"/>
-        </w:rPr>
-        <w:t>전처리</w:t>
-      </w:r>
-      <w:proofErr w:type="spellEnd"/>
-      <w:r>
-        <w:rPr>
-          <w:rFonts w:ascii="D2Coding" w:eastAsia="D2Coding" w:hAnsi="D2Coding" w:cs="Arial Unicode MS"/>
-          <w:sz w:val="20"/>
-          <w:szCs w:val="20"/>
-        </w:rPr>
-        <w:t xml:space="preserve"> + </w:t>
-      </w:r>
-      <w:proofErr w:type="spellStart"/>
-      <w:r>
-        <w:rPr>
-          <w:rFonts w:ascii="D2Coding" w:eastAsia="D2Coding" w:hAnsi="D2Coding" w:cs="Arial Unicode MS"/>
-          <w:sz w:val="20"/>
-          <w:szCs w:val="20"/>
-        </w:rPr>
-        <w:t>LinearRegression</w:t>
-      </w:r>
-      <w:proofErr w:type="spellEnd"/>
-      <w:r>
-        <w:rPr>
-          <w:rFonts w:ascii="D2Coding" w:eastAsia="D2Coding" w:hAnsi="D2Coding" w:cs="Arial Unicode MS"/>
-          <w:sz w:val="20"/>
-          <w:szCs w:val="20"/>
-        </w:rPr>
-        <w:t xml:space="preserve"> 연결</w:t>
+        <w:t>Pipeline 통합: 전처리 + LinearRegression 연결</w:t>
       </w:r>
     </w:p>
     <w:p>
@@ -1841,25 +1611,47 @@
           <w:sz w:val="20"/>
           <w:szCs w:val="20"/>
         </w:rPr>
-        <w:t xml:space="preserve">: </w:t>
-      </w:r>
-      <w:proofErr w:type="spellStart"/>
+        <w:t>: numpy==1.2</w:t>
+      </w:r>
+      <w:r>
+        <w:rPr>
+          <w:rFonts w:ascii="D2Coding" w:eastAsia="D2Coding" w:hAnsi="D2Coding" w:hint="eastAsia"/>
+          <w:sz w:val="20"/>
+          <w:szCs w:val="20"/>
+        </w:rPr>
+        <w:t>6</w:t>
+      </w:r>
       <w:r>
         <w:rPr>
           <w:rFonts w:ascii="D2Coding" w:eastAsia="D2Coding" w:hAnsi="D2Coding"/>
           <w:sz w:val="20"/>
           <w:szCs w:val="20"/>
         </w:rPr>
-        <w:t>numpy</w:t>
-      </w:r>
-      <w:proofErr w:type="spellEnd"/>
+        <w:t>.4, pandas==</w:t>
+      </w:r>
+      <w:r>
+        <w:rPr>
+          <w:rFonts w:ascii="D2Coding" w:eastAsia="D2Coding" w:hAnsi="D2Coding" w:hint="eastAsia"/>
+          <w:sz w:val="20"/>
+          <w:szCs w:val="20"/>
+        </w:rPr>
+        <w:t>2.2.2</w:t>
+      </w:r>
       <w:r>
         <w:rPr>
           <w:rFonts w:ascii="D2Coding" w:eastAsia="D2Coding" w:hAnsi="D2Coding"/>
           <w:sz w:val="20"/>
           <w:szCs w:val="20"/>
         </w:rPr>
-        <w:t>==1.24.4, pandas==1.5.3, scikit-learn==1.2.2</w:t>
+        <w:t>, scikit-learn==1.</w:t>
+      </w:r>
+      <w:r>
+        <w:rPr>
+          <w:rFonts w:ascii="D2Coding" w:eastAsia="D2Coding" w:hAnsi="D2Coding" w:hint="eastAsia"/>
+          <w:sz w:val="20"/>
+          <w:szCs w:val="20"/>
+        </w:rPr>
+        <w:t>5.1</w:t>
       </w:r>
     </w:p>
     <w:p>
@@ -1886,23 +1678,13 @@
           <w:szCs w:val="20"/>
         </w:rPr>
       </w:pPr>
-      <w:proofErr w:type="spellStart"/>
       <w:r>
         <w:rPr>
           <w:rFonts w:ascii="D2Coding" w:eastAsia="D2Coding" w:hAnsi="D2Coding" w:cs="Arial Unicode MS"/>
           <w:sz w:val="20"/>
           <w:szCs w:val="20"/>
         </w:rPr>
-        <w:t>random_state</w:t>
-      </w:r>
-      <w:proofErr w:type="spellEnd"/>
-      <w:r>
-        <w:rPr>
-          <w:rFonts w:ascii="D2Coding" w:eastAsia="D2Coding" w:hAnsi="D2Coding" w:cs="Arial Unicode MS"/>
-          <w:sz w:val="20"/>
-          <w:szCs w:val="20"/>
-        </w:rPr>
-        <w:t xml:space="preserve"> 고정</w:t>
+        <w:t>random_state 고정</w:t>
       </w:r>
       <w:r>
         <w:rPr>
@@ -1912,7 +1694,6 @@
         </w:rPr>
         <w:t xml:space="preserve">: </w:t>
       </w:r>
-      <w:proofErr w:type="spellStart"/>
       <w:r>
         <w:rPr>
           <w:rFonts w:ascii="D2Coding" w:eastAsia="D2Coding" w:hAnsi="D2Coding" w:cs="Roboto Mono"/>
@@ -1920,37 +1701,7 @@
           <w:sz w:val="20"/>
           <w:szCs w:val="20"/>
         </w:rPr>
-        <w:t>train_test_split</w:t>
-      </w:r>
-      <w:proofErr w:type="spellEnd"/>
-      <w:r>
-        <w:rPr>
-          <w:rFonts w:ascii="D2Coding" w:eastAsia="D2Coding" w:hAnsi="D2Coding" w:cs="Roboto Mono"/>
-          <w:color w:val="188038"/>
-          <w:sz w:val="20"/>
-          <w:szCs w:val="20"/>
-        </w:rPr>
-        <w:t>(</w:t>
-      </w:r>
-      <w:proofErr w:type="spellStart"/>
-      <w:r>
-        <w:rPr>
-          <w:rFonts w:ascii="D2Coding" w:eastAsia="D2Coding" w:hAnsi="D2Coding" w:cs="Roboto Mono"/>
-          <w:color w:val="188038"/>
-          <w:sz w:val="20"/>
-          <w:szCs w:val="20"/>
-        </w:rPr>
-        <w:t>random_state</w:t>
-      </w:r>
-      <w:proofErr w:type="spellEnd"/>
-      <w:r>
-        <w:rPr>
-          <w:rFonts w:ascii="D2Coding" w:eastAsia="D2Coding" w:hAnsi="D2Coding" w:cs="Roboto Mono"/>
-          <w:color w:val="188038"/>
-          <w:sz w:val="20"/>
-          <w:szCs w:val="20"/>
-        </w:rPr>
-        <w:t>=42)</w:t>
+        <w:t>train_test_split(random_state=42)</w:t>
       </w:r>
     </w:p>
     <w:p>
@@ -1983,7 +1734,23 @@
           <w:sz w:val="20"/>
           <w:szCs w:val="20"/>
         </w:rPr>
-        <w:t>Python 버전 통일: 3.10 (두 컨테이너 동일)</w:t>
+        <w:t>Python 버전 통일: 3.1</w:t>
+      </w:r>
+      <w:r>
+        <w:rPr>
+          <w:rFonts w:ascii="D2Coding" w:eastAsia="D2Coding" w:hAnsi="D2Coding" w:cs="Arial Unicode MS" w:hint="eastAsia"/>
+          <w:sz w:val="20"/>
+          <w:szCs w:val="20"/>
+        </w:rPr>
+        <w:t>1</w:t>
+      </w:r>
+      <w:r>
+        <w:rPr>
+          <w:rFonts w:ascii="D2Coding" w:eastAsia="D2Coding" w:hAnsi="D2Coding" w:cs="Arial Unicode MS"/>
+          <w:sz w:val="20"/>
+          <w:szCs w:val="20"/>
+        </w:rPr>
+        <w:t xml:space="preserve"> (두 컨테이너 동일)</w:t>
       </w:r>
     </w:p>
     <w:p>
@@ -2209,7 +1976,7 @@
                               </w:pBdr>
                               <w:spacing w:line="240" w:lineRule="auto"/>
                               <w:rPr>
-                                <w:rFonts w:ascii="D2Coding" w:eastAsia="D2Coding" w:hAnsi="D2Coding" w:hint="eastAsia"/>
+                                <w:rFonts w:ascii="D2Coding" w:eastAsia="D2Coding" w:hAnsi="D2Coding"/>
                                 <w:sz w:val="16"/>
                                 <w:szCs w:val="16"/>
                               </w:rPr>
@@ -2220,25 +1987,7 @@
                                 <w:sz w:val="16"/>
                                 <w:szCs w:val="16"/>
                               </w:rPr>
-                              <w:t>docker-</w:t>
-                            </w:r>
-                            <w:proofErr w:type="spellStart"/>
-                            <w:r>
-                              <w:rPr>
-                                <w:rFonts w:ascii="D2Coding" w:eastAsia="D2Coding" w:hAnsi="D2Coding" w:hint="eastAsia"/>
-                                <w:sz w:val="16"/>
-                                <w:szCs w:val="16"/>
-                              </w:rPr>
-                              <w:t>compose.yml</w:t>
-                            </w:r>
-                            <w:proofErr w:type="spellEnd"/>
-                            <w:r>
-                              <w:rPr>
-                                <w:rFonts w:ascii="D2Coding" w:eastAsia="D2Coding" w:hAnsi="D2Coding" w:hint="eastAsia"/>
-                                <w:sz w:val="16"/>
-                                <w:szCs w:val="16"/>
-                              </w:rPr>
-                              <w:t xml:space="preserve"> 예시</w:t>
+                              <w:t>docker-compose.yml 예시</w:t>
                             </w:r>
                           </w:p>
                           <w:p>
@@ -2299,7 +2048,7 @@
                             <w:pPr>
                               <w:spacing w:line="240" w:lineRule="auto"/>
                               <w:rPr>
-                                <w:rFonts w:ascii="D2Coding" w:eastAsia="D2Coding" w:hAnsi="D2Coding"/>
+                                <w:rFonts w:ascii="D2Coding" w:eastAsia="D2Coding" w:hAnsi="D2Coding" w:hint="eastAsia"/>
                                 <w:sz w:val="16"/>
                                 <w:szCs w:val="16"/>
                               </w:rPr>
@@ -2310,7 +2059,15 @@
                                 <w:sz w:val="16"/>
                                 <w:szCs w:val="16"/>
                               </w:rPr>
-                              <w:t xml:space="preserve">    image: c0z0c/mission15-train:latest</w:t>
+                              <w:t xml:space="preserve">    image: c0z0c/mission15-train:</w:t>
+                            </w:r>
+                            <w:r>
+                              <w:rPr>
+                                <w:rFonts w:ascii="D2Coding" w:eastAsia="D2Coding" w:hAnsi="D2Coding" w:hint="eastAsia"/>
+                                <w:sz w:val="16"/>
+                                <w:szCs w:val="16"/>
+                              </w:rPr>
+                              <w:t>v2.0</w:t>
                             </w:r>
                           </w:p>
                           <w:p>
@@ -2328,25 +2085,7 @@
                                 <w:sz w:val="16"/>
                                 <w:szCs w:val="16"/>
                               </w:rPr>
-                              <w:t xml:space="preserve">    </w:t>
-                            </w:r>
-                            <w:proofErr w:type="spellStart"/>
-                            <w:r>
-                              <w:rPr>
-                                <w:rFonts w:ascii="D2Coding" w:eastAsia="D2Coding" w:hAnsi="D2Coding"/>
-                                <w:sz w:val="16"/>
-                                <w:szCs w:val="16"/>
-                              </w:rPr>
-                              <w:t>container_name</w:t>
-                            </w:r>
-                            <w:proofErr w:type="spellEnd"/>
-                            <w:r>
-                              <w:rPr>
-                                <w:rFonts w:ascii="D2Coding" w:eastAsia="D2Coding" w:hAnsi="D2Coding"/>
-                                <w:sz w:val="16"/>
-                                <w:szCs w:val="16"/>
-                              </w:rPr>
-                              <w:t>: mission15_train</w:t>
+                              <w:t xml:space="preserve">    container_name: mission15_train</w:t>
                             </w:r>
                           </w:p>
                           <w:p>
@@ -2418,7 +2157,15 @@
                                 <w:sz w:val="16"/>
                                 <w:szCs w:val="16"/>
                               </w:rPr>
-                              <w:t xml:space="preserve">    image: c0z0c/mission15-inference:latest</w:t>
+                              <w:t xml:space="preserve">    image: c0z0c/mission15-inference:</w:t>
+                            </w:r>
+                            <w:r>
+                              <w:rPr>
+                                <w:rFonts w:ascii="D2Coding" w:eastAsia="D2Coding" w:hAnsi="D2Coding" w:hint="eastAsia"/>
+                                <w:sz w:val="16"/>
+                                <w:szCs w:val="16"/>
+                              </w:rPr>
+                              <w:t>v2.0</w:t>
                             </w:r>
                           </w:p>
                           <w:p>
@@ -2436,25 +2183,7 @@
                                 <w:sz w:val="16"/>
                                 <w:szCs w:val="16"/>
                               </w:rPr>
-                              <w:t xml:space="preserve">    </w:t>
-                            </w:r>
-                            <w:proofErr w:type="spellStart"/>
-                            <w:r>
-                              <w:rPr>
-                                <w:rFonts w:ascii="D2Coding" w:eastAsia="D2Coding" w:hAnsi="D2Coding"/>
-                                <w:sz w:val="16"/>
-                                <w:szCs w:val="16"/>
-                              </w:rPr>
-                              <w:t>container_name</w:t>
-                            </w:r>
-                            <w:proofErr w:type="spellEnd"/>
-                            <w:r>
-                              <w:rPr>
-                                <w:rFonts w:ascii="D2Coding" w:eastAsia="D2Coding" w:hAnsi="D2Coding"/>
-                                <w:sz w:val="16"/>
-                                <w:szCs w:val="16"/>
-                              </w:rPr>
-                              <w:t>: mission15_inference</w:t>
+                              <w:t xml:space="preserve">    container_name: mission15_inference</w:t>
                             </w:r>
                           </w:p>
                           <w:p>
@@ -2472,25 +2201,7 @@
                                 <w:sz w:val="16"/>
                                 <w:szCs w:val="16"/>
                               </w:rPr>
-                              <w:t xml:space="preserve">    </w:t>
-                            </w:r>
-                            <w:proofErr w:type="spellStart"/>
-                            <w:r>
-                              <w:rPr>
-                                <w:rFonts w:ascii="D2Coding" w:eastAsia="D2Coding" w:hAnsi="D2Coding"/>
-                                <w:sz w:val="16"/>
-                                <w:szCs w:val="16"/>
-                              </w:rPr>
-                              <w:t>depends_on</w:t>
-                            </w:r>
-                            <w:proofErr w:type="spellEnd"/>
-                            <w:r>
-                              <w:rPr>
-                                <w:rFonts w:ascii="D2Coding" w:eastAsia="D2Coding" w:hAnsi="D2Coding"/>
-                                <w:sz w:val="16"/>
-                                <w:szCs w:val="16"/>
-                              </w:rPr>
-                              <w:t>:</w:t>
+                              <w:t xml:space="preserve">    depends_on:</w:t>
                             </w:r>
                           </w:p>
                           <w:p>
@@ -2569,7 +2280,7 @@
                             <w:pPr>
                               <w:spacing w:line="240" w:lineRule="auto"/>
                               <w:rPr>
-                                <w:rFonts w:ascii="D2Coding" w:eastAsia="D2Coding" w:hAnsi="D2Coding" w:hint="eastAsia"/>
+                                <w:rFonts w:ascii="D2Coding" w:eastAsia="D2Coding" w:hAnsi="D2Coding"/>
                                 <w:sz w:val="16"/>
                                 <w:szCs w:val="16"/>
                               </w:rPr>
@@ -2616,7 +2327,7 @@
                         </w:pBdr>
                         <w:spacing w:line="240" w:lineRule="auto"/>
                         <w:rPr>
-                          <w:rFonts w:ascii="D2Coding" w:eastAsia="D2Coding" w:hAnsi="D2Coding" w:hint="eastAsia"/>
+                          <w:rFonts w:ascii="D2Coding" w:eastAsia="D2Coding" w:hAnsi="D2Coding"/>
                           <w:sz w:val="16"/>
                           <w:szCs w:val="16"/>
                         </w:rPr>
@@ -2627,25 +2338,7 @@
                           <w:sz w:val="16"/>
                           <w:szCs w:val="16"/>
                         </w:rPr>
-                        <w:t>docker-</w:t>
-                      </w:r>
-                      <w:proofErr w:type="spellStart"/>
-                      <w:r>
-                        <w:rPr>
-                          <w:rFonts w:ascii="D2Coding" w:eastAsia="D2Coding" w:hAnsi="D2Coding" w:hint="eastAsia"/>
-                          <w:sz w:val="16"/>
-                          <w:szCs w:val="16"/>
-                        </w:rPr>
-                        <w:t>compose.yml</w:t>
-                      </w:r>
-                      <w:proofErr w:type="spellEnd"/>
-                      <w:r>
-                        <w:rPr>
-                          <w:rFonts w:ascii="D2Coding" w:eastAsia="D2Coding" w:hAnsi="D2Coding" w:hint="eastAsia"/>
-                          <w:sz w:val="16"/>
-                          <w:szCs w:val="16"/>
-                        </w:rPr>
-                        <w:t xml:space="preserve"> 예시</w:t>
+                        <w:t>docker-compose.yml 예시</w:t>
                       </w:r>
                     </w:p>
                     <w:p>
@@ -2706,7 +2399,7 @@
                       <w:pPr>
                         <w:spacing w:line="240" w:lineRule="auto"/>
                         <w:rPr>
-                          <w:rFonts w:ascii="D2Coding" w:eastAsia="D2Coding" w:hAnsi="D2Coding"/>
+                          <w:rFonts w:ascii="D2Coding" w:eastAsia="D2Coding" w:hAnsi="D2Coding" w:hint="eastAsia"/>
                           <w:sz w:val="16"/>
                           <w:szCs w:val="16"/>
                         </w:rPr>
@@ -2717,7 +2410,15 @@
                           <w:sz w:val="16"/>
                           <w:szCs w:val="16"/>
                         </w:rPr>
-                        <w:t xml:space="preserve">    image: c0z0c/mission15-train:latest</w:t>
+                        <w:t xml:space="preserve">    image: c0z0c/mission15-train:</w:t>
+                      </w:r>
+                      <w:r>
+                        <w:rPr>
+                          <w:rFonts w:ascii="D2Coding" w:eastAsia="D2Coding" w:hAnsi="D2Coding" w:hint="eastAsia"/>
+                          <w:sz w:val="16"/>
+                          <w:szCs w:val="16"/>
+                        </w:rPr>
+                        <w:t>v2.0</w:t>
                       </w:r>
                     </w:p>
                     <w:p>
@@ -2735,25 +2436,7 @@
                           <w:sz w:val="16"/>
                           <w:szCs w:val="16"/>
                         </w:rPr>
-                        <w:t xml:space="preserve">    </w:t>
-                      </w:r>
-                      <w:proofErr w:type="spellStart"/>
-                      <w:r>
-                        <w:rPr>
-                          <w:rFonts w:ascii="D2Coding" w:eastAsia="D2Coding" w:hAnsi="D2Coding"/>
-                          <w:sz w:val="16"/>
-                          <w:szCs w:val="16"/>
-                        </w:rPr>
-                        <w:t>container_name</w:t>
-                      </w:r>
-                      <w:proofErr w:type="spellEnd"/>
-                      <w:r>
-                        <w:rPr>
-                          <w:rFonts w:ascii="D2Coding" w:eastAsia="D2Coding" w:hAnsi="D2Coding"/>
-                          <w:sz w:val="16"/>
-                          <w:szCs w:val="16"/>
-                        </w:rPr>
-                        <w:t>: mission15_train</w:t>
+                        <w:t xml:space="preserve">    container_name: mission15_train</w:t>
                       </w:r>
                     </w:p>
                     <w:p>
@@ -2825,7 +2508,15 @@
                           <w:sz w:val="16"/>
                           <w:szCs w:val="16"/>
                         </w:rPr>
-                        <w:t xml:space="preserve">    image: c0z0c/mission15-inference:latest</w:t>
+                        <w:t xml:space="preserve">    image: c0z0c/mission15-inference:</w:t>
+                      </w:r>
+                      <w:r>
+                        <w:rPr>
+                          <w:rFonts w:ascii="D2Coding" w:eastAsia="D2Coding" w:hAnsi="D2Coding" w:hint="eastAsia"/>
+                          <w:sz w:val="16"/>
+                          <w:szCs w:val="16"/>
+                        </w:rPr>
+                        <w:t>v2.0</w:t>
                       </w:r>
                     </w:p>
                     <w:p>
@@ -2843,25 +2534,7 @@
                           <w:sz w:val="16"/>
                           <w:szCs w:val="16"/>
                         </w:rPr>
-                        <w:t xml:space="preserve">    </w:t>
-                      </w:r>
-                      <w:proofErr w:type="spellStart"/>
-                      <w:r>
-                        <w:rPr>
-                          <w:rFonts w:ascii="D2Coding" w:eastAsia="D2Coding" w:hAnsi="D2Coding"/>
-                          <w:sz w:val="16"/>
-                          <w:szCs w:val="16"/>
-                        </w:rPr>
-                        <w:t>container_name</w:t>
-                      </w:r>
-                      <w:proofErr w:type="spellEnd"/>
-                      <w:r>
-                        <w:rPr>
-                          <w:rFonts w:ascii="D2Coding" w:eastAsia="D2Coding" w:hAnsi="D2Coding"/>
-                          <w:sz w:val="16"/>
-                          <w:szCs w:val="16"/>
-                        </w:rPr>
-                        <w:t>: mission15_inference</w:t>
+                        <w:t xml:space="preserve">    container_name: mission15_inference</w:t>
                       </w:r>
                     </w:p>
                     <w:p>
@@ -2879,25 +2552,7 @@
                           <w:sz w:val="16"/>
                           <w:szCs w:val="16"/>
                         </w:rPr>
-                        <w:t xml:space="preserve">    </w:t>
-                      </w:r>
-                      <w:proofErr w:type="spellStart"/>
-                      <w:r>
-                        <w:rPr>
-                          <w:rFonts w:ascii="D2Coding" w:eastAsia="D2Coding" w:hAnsi="D2Coding"/>
-                          <w:sz w:val="16"/>
-                          <w:szCs w:val="16"/>
-                        </w:rPr>
-                        <w:t>depends_on</w:t>
-                      </w:r>
-                      <w:proofErr w:type="spellEnd"/>
-                      <w:r>
-                        <w:rPr>
-                          <w:rFonts w:ascii="D2Coding" w:eastAsia="D2Coding" w:hAnsi="D2Coding"/>
-                          <w:sz w:val="16"/>
-                          <w:szCs w:val="16"/>
-                        </w:rPr>
-                        <w:t>:</w:t>
+                        <w:t xml:space="preserve">    depends_on:</w:t>
                       </w:r>
                     </w:p>
                     <w:p>
@@ -2976,7 +2631,7 @@
                       <w:pPr>
                         <w:spacing w:line="240" w:lineRule="auto"/>
                         <w:rPr>
-                          <w:rFonts w:ascii="D2Coding" w:eastAsia="D2Coding" w:hAnsi="D2Coding" w:hint="eastAsia"/>
+                          <w:rFonts w:ascii="D2Coding" w:eastAsia="D2Coding" w:hAnsi="D2Coding"/>
                           <w:sz w:val="16"/>
                           <w:szCs w:val="16"/>
                         </w:rPr>
@@ -3218,7 +2873,15 @@
                                 <w:sz w:val="16"/>
                                 <w:szCs w:val="16"/>
                               </w:rPr>
-                              <w:t>docker pull c0z0c/mission15-train:latest</w:t>
+                              <w:t>docker pull c0z0c/mission15-train:</w:t>
+                            </w:r>
+                            <w:r>
+                              <w:rPr>
+                                <w:rFonts w:ascii="D2Coding" w:eastAsia="D2Coding" w:hAnsi="D2Coding" w:hint="eastAsia"/>
+                                <w:sz w:val="16"/>
+                                <w:szCs w:val="16"/>
+                              </w:rPr>
+                              <w:t>v2.0</w:t>
                             </w:r>
                           </w:p>
                           <w:p>
@@ -3236,7 +2899,15 @@
                                 <w:sz w:val="16"/>
                                 <w:szCs w:val="16"/>
                               </w:rPr>
-                              <w:t>docker pull c0z0c/mission15-inference:latest</w:t>
+                              <w:t>docker pull c0z0c/mission15-inference:</w:t>
+                            </w:r>
+                            <w:r>
+                              <w:rPr>
+                                <w:rFonts w:ascii="D2Coding" w:eastAsia="D2Coding" w:hAnsi="D2Coding" w:hint="eastAsia"/>
+                                <w:sz w:val="16"/>
+                                <w:szCs w:val="16"/>
+                              </w:rPr>
+                              <w:t>v2.0</w:t>
                             </w:r>
                           </w:p>
                           <w:p>
@@ -3290,25 +2961,7 @@
                                 <w:sz w:val="16"/>
                                 <w:szCs w:val="16"/>
                               </w:rPr>
-                              <w:t xml:space="preserve"># </w:t>
-                            </w:r>
-                            <w:proofErr w:type="spellStart"/>
-                            <w:r>
-                              <w:rPr>
-                                <w:rFonts w:ascii="D2Coding" w:eastAsia="D2Coding" w:hAnsi="D2Coding" w:hint="eastAsia"/>
-                                <w:sz w:val="16"/>
-                                <w:szCs w:val="16"/>
-                              </w:rPr>
-                              <w:t>Jupyter</w:t>
-                            </w:r>
-                            <w:proofErr w:type="spellEnd"/>
-                            <w:r>
-                              <w:rPr>
-                                <w:rFonts w:ascii="D2Coding" w:eastAsia="D2Coding" w:hAnsi="D2Coding" w:hint="eastAsia"/>
-                                <w:sz w:val="16"/>
-                                <w:szCs w:val="16"/>
-                              </w:rPr>
-                              <w:t xml:space="preserve"> 접속: http://localhost:8888</w:t>
+                              <w:t># Jupyter 접속: http://localhost:8888</w:t>
                             </w:r>
                           </w:p>
                         </w:txbxContent>
@@ -3360,7 +3013,15 @@
                           <w:sz w:val="16"/>
                           <w:szCs w:val="16"/>
                         </w:rPr>
-                        <w:t>docker pull c0z0c/mission15-train:latest</w:t>
+                        <w:t>docker pull c0z0c/mission15-train:</w:t>
+                      </w:r>
+                      <w:r>
+                        <w:rPr>
+                          <w:rFonts w:ascii="D2Coding" w:eastAsia="D2Coding" w:hAnsi="D2Coding" w:hint="eastAsia"/>
+                          <w:sz w:val="16"/>
+                          <w:szCs w:val="16"/>
+                        </w:rPr>
+                        <w:t>v2.0</w:t>
                       </w:r>
                     </w:p>
                     <w:p>
@@ -3378,7 +3039,15 @@
                           <w:sz w:val="16"/>
                           <w:szCs w:val="16"/>
                         </w:rPr>
-                        <w:t>docker pull c0z0c/mission15-inference:latest</w:t>
+                        <w:t>docker pull c0z0c/mission15-inference:</w:t>
+                      </w:r>
+                      <w:r>
+                        <w:rPr>
+                          <w:rFonts w:ascii="D2Coding" w:eastAsia="D2Coding" w:hAnsi="D2Coding" w:hint="eastAsia"/>
+                          <w:sz w:val="16"/>
+                          <w:szCs w:val="16"/>
+                        </w:rPr>
+                        <w:t>v2.0</w:t>
                       </w:r>
                     </w:p>
                     <w:p>
@@ -3432,25 +3101,7 @@
                           <w:sz w:val="16"/>
                           <w:szCs w:val="16"/>
                         </w:rPr>
-                        <w:t xml:space="preserve"># </w:t>
-                      </w:r>
-                      <w:proofErr w:type="spellStart"/>
-                      <w:r>
-                        <w:rPr>
-                          <w:rFonts w:ascii="D2Coding" w:eastAsia="D2Coding" w:hAnsi="D2Coding" w:hint="eastAsia"/>
-                          <w:sz w:val="16"/>
-                          <w:szCs w:val="16"/>
-                        </w:rPr>
-                        <w:t>Jupyter</w:t>
-                      </w:r>
-                      <w:proofErr w:type="spellEnd"/>
-                      <w:r>
-                        <w:rPr>
-                          <w:rFonts w:ascii="D2Coding" w:eastAsia="D2Coding" w:hAnsi="D2Coding" w:hint="eastAsia"/>
-                          <w:sz w:val="16"/>
-                          <w:szCs w:val="16"/>
-                        </w:rPr>
-                        <w:t xml:space="preserve"> 접속: http://localhost:8888</w:t>
+                        <w:t># Jupyter 접속: http://localhost:8888</w:t>
                       </w:r>
                     </w:p>
                   </w:txbxContent>
@@ -3477,7 +3128,7 @@
         </w:tabs>
         <w:spacing w:line="240" w:lineRule="auto"/>
         <w:rPr>
-          <w:rFonts w:ascii="D2Coding" w:eastAsia="D2Coding" w:hAnsi="D2Coding" w:cs="Arial Unicode MS" w:hint="eastAsia"/>
+          <w:rFonts w:ascii="D2Coding" w:eastAsia="D2Coding" w:hAnsi="D2Coding" w:cs="Arial Unicode MS"/>
           <w:sz w:val="20"/>
           <w:szCs w:val="20"/>
         </w:rPr>
@@ -3570,7 +3221,6 @@
         </w:rPr>
         <w:t xml:space="preserve"> 실행 → </w:t>
       </w:r>
-      <w:proofErr w:type="spellStart"/>
       <w:r>
         <w:rPr>
           <w:rFonts w:ascii="D2Coding" w:eastAsia="D2Coding" w:hAnsi="D2Coding" w:cs="Roboto Mono"/>
@@ -3580,7 +3230,6 @@
         </w:rPr>
         <w:t>model.pkl</w:t>
       </w:r>
-      <w:proofErr w:type="spellEnd"/>
       <w:r>
         <w:rPr>
           <w:rFonts w:ascii="D2Coding" w:eastAsia="D2Coding" w:hAnsi="D2Coding" w:cs="Arial Unicode MS"/>
@@ -3620,43 +3269,7 @@
           <w:sz w:val="20"/>
           <w:szCs w:val="20"/>
         </w:rPr>
-        <w:t xml:space="preserve">추론 컨테이너: startup.sh에서 </w:t>
-      </w:r>
-      <w:proofErr w:type="spellStart"/>
-      <w:r>
-        <w:rPr>
-          <w:rFonts w:ascii="D2Coding" w:eastAsia="D2Coding" w:hAnsi="D2Coding" w:cs="Arial Unicode MS"/>
-          <w:sz w:val="20"/>
-          <w:szCs w:val="20"/>
-        </w:rPr>
-        <w:t>model.pkl</w:t>
-      </w:r>
-      <w:proofErr w:type="spellEnd"/>
-      <w:r>
-        <w:rPr>
-          <w:rFonts w:ascii="D2Coding" w:eastAsia="D2Coding" w:hAnsi="D2Coding" w:cs="Arial Unicode MS"/>
-          <w:sz w:val="20"/>
-          <w:szCs w:val="20"/>
-        </w:rPr>
-        <w:t xml:space="preserve"> 대기(최대 10초) → </w:t>
-      </w:r>
-      <w:proofErr w:type="spellStart"/>
-      <w:r>
-        <w:rPr>
-          <w:rFonts w:ascii="D2Coding" w:eastAsia="D2Coding" w:hAnsi="D2Coding" w:cs="Arial Unicode MS"/>
-          <w:sz w:val="20"/>
-          <w:szCs w:val="20"/>
-        </w:rPr>
-        <w:t>Jupyter</w:t>
-      </w:r>
-      <w:proofErr w:type="spellEnd"/>
-      <w:r>
-        <w:rPr>
-          <w:rFonts w:ascii="D2Coding" w:eastAsia="D2Coding" w:hAnsi="D2Coding" w:cs="Arial Unicode MS"/>
-          <w:sz w:val="20"/>
-          <w:szCs w:val="20"/>
-        </w:rPr>
-        <w:t xml:space="preserve"> 시작</w:t>
+        <w:t>추론 컨테이너: startup.sh에서 model.pkl 대기(최대 10초) → Jupyter 시작</w:t>
       </w:r>
     </w:p>
     <w:p>
@@ -3689,25 +3302,7 @@
           <w:sz w:val="20"/>
           <w:szCs w:val="20"/>
         </w:rPr>
-        <w:t xml:space="preserve">추론 노트북: </w:t>
-      </w:r>
-      <w:proofErr w:type="spellStart"/>
-      <w:r>
-        <w:rPr>
-          <w:rFonts w:ascii="D2Coding" w:eastAsia="D2Coding" w:hAnsi="D2Coding" w:cs="Arial Unicode MS"/>
-          <w:sz w:val="20"/>
-          <w:szCs w:val="20"/>
-        </w:rPr>
-        <w:t>inference.ipynb</w:t>
-      </w:r>
-      <w:proofErr w:type="spellEnd"/>
-      <w:r>
-        <w:rPr>
-          <w:rFonts w:ascii="D2Coding" w:eastAsia="D2Coding" w:hAnsi="D2Coding" w:cs="Arial Unicode MS"/>
-          <w:sz w:val="20"/>
-          <w:szCs w:val="20"/>
-        </w:rPr>
-        <w:t xml:space="preserve"> 실행 → </w:t>
+        <w:t xml:space="preserve">추론 노트북: inference.ipynb 실행 → </w:t>
       </w:r>
       <w:r>
         <w:rPr>
@@ -3864,27 +3459,8 @@
           <w:sz w:val="20"/>
           <w:szCs w:val="20"/>
         </w:rPr>
-        <w:t xml:space="preserve">본 프로젝트는 Docker 기반 </w:t>
-      </w:r>
-      <w:proofErr w:type="spellStart"/>
-      <w:r>
-        <w:rPr>
-          <w:rFonts w:ascii="D2Coding" w:eastAsia="D2Coding" w:hAnsi="D2Coding" w:cs="Arial Unicode MS"/>
-          <w:sz w:val="20"/>
-          <w:szCs w:val="20"/>
-        </w:rPr>
-        <w:t>머신러닝</w:t>
-      </w:r>
-      <w:proofErr w:type="spellEnd"/>
-      <w:r>
-        <w:rPr>
-          <w:rFonts w:ascii="D2Coding" w:eastAsia="D2Coding" w:hAnsi="D2Coding" w:cs="Arial Unicode MS"/>
-          <w:sz w:val="20"/>
-          <w:szCs w:val="20"/>
-        </w:rPr>
-        <w:t xml:space="preserve"> 협업 환경에서 방어적 설계(이중 방어 메커니즘)를 통해 안정적 워크플로우를 구현했습니다. startup.sh의 10초 타임아웃 로직은 </w:t>
-      </w:r>
-      <w:proofErr w:type="spellStart"/>
+        <w:t xml:space="preserve">본 프로젝트는 Docker 기반 머신러닝 협업 환경에서 방어적 설계(이중 방어 메커니즘)를 통해 안정적 워크플로우를 구현했습니다. startup.sh의 10초 타임아웃 로직은 </w:t>
+      </w:r>
       <w:r>
         <w:rPr>
           <w:rFonts w:ascii="D2Coding" w:eastAsia="D2Coding" w:hAnsi="D2Coding" w:cs="Roboto Mono"/>
@@ -3894,7 +3470,6 @@
         </w:rPr>
         <w:t>depends_on</w:t>
       </w:r>
-      <w:proofErr w:type="spellEnd"/>
       <w:r>
         <w:rPr>
           <w:rFonts w:ascii="D2Coding" w:eastAsia="D2Coding" w:hAnsi="D2Coding" w:cs="Arial Unicode MS"/>
